--- a/samples/documents/03-周三-设计评审会议.docx
+++ b/samples/documents/03-周三-设计评审会议.docx
@@ -56,7 +56,7 @@
           <w:sz w:val="22"/>
           <w:szCs w:val="22"/>
         </w:rPr>
-        <w:t xml:space="preserve">张三、李四、王五、赵六、周八</w:t>
+        <w:t xml:space="preserve">陈强、刘伟、赵丽、杨飞、罗茜</w:t>
       </w:r>
     </w:p>
     <w:p>
@@ -77,7 +77,7 @@
           <w:sz w:val="22"/>
           <w:szCs w:val="22"/>
         </w:rPr>
-        <w:t xml:space="preserve">李四</w:t>
+        <w:t xml:space="preserve">刘伟</w:t>
       </w:r>
     </w:p>
     <w:p>
@@ -97,7 +97,7 @@
           <w:sz w:val="26"/>
           <w:szCs w:val="26"/>
         </w:rPr>
-        <w:t xml:space="preserve">后端实现（李四汇报）</w:t>
+        <w:t xml:space="preserve">后端实现（刘伟汇报）</w:t>
       </w:r>
     </w:p>
     <w:p>
@@ -256,7 +256,7 @@
           <w:sz w:val="26"/>
           <w:szCs w:val="26"/>
         </w:rPr>
-        <w:t xml:space="preserve">前端实现（王五汇报）</w:t>
+        <w:t xml:space="preserve">前端实现（赵丽汇报）</w:t>
       </w:r>
     </w:p>
     <w:p>
@@ -355,7 +355,7 @@
           <w:sz w:val="26"/>
           <w:szCs w:val="26"/>
         </w:rPr>
-        <w:t xml:space="preserve">测试计划（赵六汇报）</w:t>
+        <w:t xml:space="preserve">测试计划（杨飞汇报）</w:t>
       </w:r>
     </w:p>
     <w:p>

--- a/samples/documents/03-周三-设计评审会议.docx
+++ b/samples/documents/03-周三-设计评审会议.docx
@@ -56,7 +56,7 @@
           <w:sz w:val="22"/>
           <w:szCs w:val="22"/>
         </w:rPr>
-        <w:t xml:space="preserve">陈强、刘伟、赵丽、杨飞、罗茜</w:t>
+        <w:t xml:space="preserve">陈强、刘伟、赵丽、杨飞、罗茜、何成（UI 设计师）</w:t>
       </w:r>
     </w:p>
     <w:p>
@@ -77,7 +77,7 @@
           <w:sz w:val="22"/>
           <w:szCs w:val="22"/>
         </w:rPr>
-        <w:t xml:space="preserve">刘伟</w:t>
+        <w:t xml:space="preserve">陈强</w:t>
       </w:r>
     </w:p>
     <w:p>
@@ -97,7 +97,31 @@
           <w:sz w:val="26"/>
           <w:szCs w:val="26"/>
         </w:rPr>
-        <w:t xml:space="preserve">后端实现（刘伟汇报）</w:t>
+        <w:t xml:space="preserve">后端进展汇报</w:t>
+      </w:r>
+    </w:p>
+    <w:p>
+      <w:pPr>
+        <w:spacing w:after="80"/>
+      </w:pPr>
+      <w:r>
+        <w:rPr>
+          <w:sz w:val="22"/>
+          <w:szCs w:val="22"/>
+        </w:rPr>
+        <w:t xml:space="preserve">陈强汇报后端进展：</w:t>
+      </w:r>
+    </w:p>
+    <w:p>
+      <w:pPr>
+        <w:spacing w:after="80"/>
+      </w:pPr>
+      <w:r>
+        <w:rPr>
+          <w:sz w:val="22"/>
+          <w:szCs w:val="22"/>
+        </w:rPr>
+        <w:t xml:space="preserve"/>
       </w:r>
     </w:p>
     <w:p>
@@ -121,31 +145,43 @@
           <w:sz w:val="22"/>
           <w:szCs w:val="22"/>
         </w:rPr>
-        <w:t xml:space="preserve">- OAuth2 Authorization Code Flow 基础框架</w:t>
-      </w:r>
-    </w:p>
-    <w:p>
-      <w:pPr>
-        <w:spacing w:after="80"/>
-      </w:pPr>
-      <w:r>
-        <w:rPr>
-          <w:sz w:val="22"/>
-          <w:szCs w:val="22"/>
-        </w:rPr>
-        <w:t xml:space="preserve">- Microsoft Graph API Token 交换</w:t>
-      </w:r>
-    </w:p>
-    <w:p>
-      <w:pPr>
-        <w:spacing w:after="80"/>
-      </w:pPr>
-      <w:r>
-        <w:rPr>
-          <w:sz w:val="22"/>
-          <w:szCs w:val="22"/>
-        </w:rPr>
-        <w:t xml:space="preserve">- JWT Token 生成和验证</w:t>
+        <w:t xml:space="preserve">- OAuth2 基础框架搭建（MSAL.js + passport.js）</w:t>
+      </w:r>
+    </w:p>
+    <w:p>
+      <w:pPr>
+        <w:spacing w:after="80"/>
+      </w:pPr>
+      <w:r>
+        <w:rPr>
+          <w:sz w:val="22"/>
+          <w:szCs w:val="22"/>
+        </w:rPr>
+        <w:t xml:space="preserve">- JWT Token 生成和验证（RS256 签名）</w:t>
+      </w:r>
+    </w:p>
+    <w:p>
+      <w:pPr>
+        <w:spacing w:after="80"/>
+      </w:pPr>
+      <w:r>
+        <w:rPr>
+          <w:sz w:val="22"/>
+          <w:szCs w:val="22"/>
+        </w:rPr>
+        <w:t xml:space="preserve">- 审计日志中间件（audit_log 表记录所有认证事件）</w:t>
+      </w:r>
+    </w:p>
+    <w:p>
+      <w:pPr>
+        <w:spacing w:after="80"/>
+      </w:pPr>
+      <w:r>
+        <w:rPr>
+          <w:sz w:val="22"/>
+          <w:szCs w:val="22"/>
+        </w:rPr>
+        <w:t xml:space="preserve">- Rate Limiting 中间件（express-rate-limit）</w:t>
       </w:r>
     </w:p>
     <w:p>
@@ -169,31 +205,43 @@
           <w:sz w:val="22"/>
           <w:szCs w:val="22"/>
         </w:rPr>
-        <w:t xml:space="preserve">技术难点：</w:t>
-      </w:r>
-    </w:p>
-    <w:p>
-      <w:pPr>
-        <w:spacing w:after="80"/>
-      </w:pPr>
-      <w:r>
-        <w:rPr>
-          <w:sz w:val="22"/>
-          <w:szCs w:val="22"/>
-        </w:rPr>
-        <w:t xml:space="preserve">- redirect_uri 配置问题：Azure AD 要求 redirect_uri 完全匹配</w:t>
-      </w:r>
-    </w:p>
-    <w:p>
-      <w:pPr>
-        <w:spacing w:after="80"/>
-      </w:pPr>
-      <w:r>
-        <w:rPr>
-          <w:sz w:val="22"/>
-          <w:szCs w:val="22"/>
-        </w:rPr>
-        <w:t xml:space="preserve">- Token 刷新竞态条件：多个并发请求同时刷新 Token 可能导致冲突</w:t>
+        <w:t xml:space="preserve">进行中：</w:t>
+      </w:r>
+    </w:p>
+    <w:p>
+      <w:pPr>
+        <w:spacing w:after="80"/>
+      </w:pPr>
+      <w:r>
+        <w:rPr>
+          <w:sz w:val="22"/>
+          <w:szCs w:val="22"/>
+        </w:rPr>
+        <w:t xml:space="preserve">- Microsoft OAuth2 回调处理（王超在调 Azure AD 配置）</w:t>
+      </w:r>
+    </w:p>
+    <w:p>
+      <w:pPr>
+        <w:spacing w:after="80"/>
+      </w:pPr>
+      <w:r>
+        <w:rPr>
+          <w:sz w:val="22"/>
+          <w:szCs w:val="22"/>
+        </w:rPr>
+        <w:t xml:space="preserve">- GitHub OAuth 回调处理（刘伟在调试 redirect_uri）</w:t>
+      </w:r>
+    </w:p>
+    <w:p>
+      <w:pPr>
+        <w:spacing w:after="80"/>
+      </w:pPr>
+      <w:r>
+        <w:rPr>
+          <w:sz w:val="22"/>
+          <w:szCs w:val="22"/>
+        </w:rPr>
+        <w:t xml:space="preserve">- Token 刷新队列机制（解决并发刷新竞态）</w:t>
       </w:r>
     </w:p>
     <w:p>
@@ -217,31 +265,43 @@
           <w:sz w:val="22"/>
           <w:szCs w:val="22"/>
         </w:rPr>
-        <w:t xml:space="preserve">解决方案：</w:t>
-      </w:r>
-    </w:p>
-    <w:p>
-      <w:pPr>
-        <w:spacing w:after="80"/>
-      </w:pPr>
-      <w:r>
-        <w:rPr>
-          <w:sz w:val="22"/>
-          <w:szCs w:val="22"/>
-        </w:rPr>
-        <w:t xml:space="preserve">- 使用环境变量管理不同环境的 redirect_uri</w:t>
-      </w:r>
-    </w:p>
-    <w:p>
-      <w:pPr>
-        <w:spacing w:after="80"/>
-      </w:pPr>
-      <w:r>
-        <w:rPr>
-          <w:sz w:val="22"/>
-          <w:szCs w:val="22"/>
-        </w:rPr>
-        <w:t xml:space="preserve">- Token 刷新使用分布式锁（Redis SETNX）</w:t>
+        <w:t xml:space="preserve">遇到的问题：</w:t>
+      </w:r>
+    </w:p>
+    <w:p>
+      <w:pPr>
+        <w:spacing w:after="80"/>
+      </w:pPr>
+      <w:r>
+        <w:rPr>
+          <w:sz w:val="22"/>
+          <w:szCs w:val="22"/>
+        </w:rPr>
+        <w:t xml:space="preserve">- Azure AD 的 redirect_uri 必须精确匹配，不支持通配符</w:t>
+      </w:r>
+    </w:p>
+    <w:p>
+      <w:pPr>
+        <w:spacing w:after="80"/>
+      </w:pPr>
+      <w:r>
+        <w:rPr>
+          <w:sz w:val="22"/>
+          <w:szCs w:val="22"/>
+        </w:rPr>
+        <w:t xml:space="preserve">- GitHub OAuth 的 scope 需要 repo 权限才能读取仓库</w:t>
+      </w:r>
+    </w:p>
+    <w:p>
+      <w:pPr>
+        <w:spacing w:after="80"/>
+      </w:pPr>
+      <w:r>
+        <w:rPr>
+          <w:sz w:val="22"/>
+          <w:szCs w:val="22"/>
+        </w:rPr>
+        <w:t xml:space="preserve">- JWT RS256 签名需要 openssl 生成密钥对</w:t>
       </w:r>
     </w:p>
     <w:p>
@@ -256,7 +316,31 @@
           <w:sz w:val="26"/>
           <w:szCs w:val="26"/>
         </w:rPr>
-        <w:t xml:space="preserve">前端实现（赵丽汇报）</w:t>
+        <w:t xml:space="preserve">前端进展汇报</w:t>
+      </w:r>
+    </w:p>
+    <w:p>
+      <w:pPr>
+        <w:spacing w:after="80"/>
+      </w:pPr>
+      <w:r>
+        <w:rPr>
+          <w:sz w:val="22"/>
+          <w:szCs w:val="22"/>
+        </w:rPr>
+        <w:t xml:space="preserve">赵丽汇报前端进展：</w:t>
+      </w:r>
+    </w:p>
+    <w:p>
+      <w:pPr>
+        <w:spacing w:after="80"/>
+      </w:pPr>
+      <w:r>
+        <w:rPr>
+          <w:sz w:val="22"/>
+          <w:szCs w:val="22"/>
+        </w:rPr>
+        <w:t xml:space="preserve"/>
       </w:r>
     </w:p>
     <w:p>
@@ -280,19 +364,31 @@
           <w:sz w:val="22"/>
           <w:szCs w:val="22"/>
         </w:rPr>
-        <w:t xml:space="preserve">- 登录页面 UI</w:t>
-      </w:r>
-    </w:p>
-    <w:p>
-      <w:pPr>
-        <w:spacing w:after="80"/>
-      </w:pPr>
-      <w:r>
-        <w:rPr>
-          <w:sz w:val="22"/>
-          <w:szCs w:val="22"/>
-        </w:rPr>
-        <w:t xml:space="preserve">- Token 存储和自动刷新逻辑</w:t>
+        <w:t xml:space="preserve">- 登录页面 UI（参考罗茜的设计稿）</w:t>
+      </w:r>
+    </w:p>
+    <w:p>
+      <w:pPr>
+        <w:spacing w:after="80"/>
+      </w:pPr>
+      <w:r>
+        <w:rPr>
+          <w:sz w:val="22"/>
+          <w:szCs w:val="22"/>
+        </w:rPr>
+        <w:t xml:space="preserve">- OAuth2 回调处理页面</w:t>
+      </w:r>
+    </w:p>
+    <w:p>
+      <w:pPr>
+        <w:spacing w:after="80"/>
+      </w:pPr>
+      <w:r>
+        <w:rPr>
+          <w:sz w:val="22"/>
+          <w:szCs w:val="22"/>
+        </w:rPr>
+        <w:t xml:space="preserve">- 用户信息展示组件（头像、姓名、邮箱）</w:t>
       </w:r>
     </w:p>
     <w:p>
@@ -316,31 +412,103 @@
           <w:sz w:val="22"/>
           <w:szCs w:val="22"/>
         </w:rPr>
-        <w:t xml:space="preserve">待完成：</w:t>
-      </w:r>
-    </w:p>
-    <w:p>
-      <w:pPr>
-        <w:spacing w:after="80"/>
-      </w:pPr>
-      <w:r>
-        <w:rPr>
-          <w:sz w:val="22"/>
-          <w:szCs w:val="22"/>
-        </w:rPr>
-        <w:t xml:space="preserve">- 知识源连接状态组件</w:t>
-      </w:r>
-    </w:p>
-    <w:p>
-      <w:pPr>
-        <w:spacing w:after="80"/>
-      </w:pPr>
-      <w:r>
-        <w:rPr>
-          <w:sz w:val="22"/>
-          <w:szCs w:val="22"/>
-        </w:rPr>
-        <w:t xml:space="preserve">- 多账号切换 UI</w:t>
+        <w:t xml:space="preserve">进行中：</w:t>
+      </w:r>
+    </w:p>
+    <w:p>
+      <w:pPr>
+        <w:spacing w:after="80"/>
+      </w:pPr>
+      <w:r>
+        <w:rPr>
+          <w:sz w:val="22"/>
+          <w:szCs w:val="22"/>
+        </w:rPr>
+        <w:t xml:space="preserve">- Token 管理组件（自动刷新、过期检测）</w:t>
+      </w:r>
+    </w:p>
+    <w:p>
+      <w:pPr>
+        <w:spacing w:after="80"/>
+      </w:pPr>
+      <w:r>
+        <w:rPr>
+          <w:sz w:val="22"/>
+          <w:szCs w:val="22"/>
+        </w:rPr>
+        <w:t xml:space="preserve">- 知识源连接状态组件（显示已连接的 Microsoft/GitHub）</w:t>
+      </w:r>
+    </w:p>
+    <w:p>
+      <w:pPr>
+        <w:spacing w:after="80"/>
+      </w:pPr>
+      <w:r>
+        <w:rPr>
+          <w:sz w:val="22"/>
+          <w:szCs w:val="22"/>
+        </w:rPr>
+        <w:t xml:space="preserve">- 响应式适配（移动端登录页面）</w:t>
+      </w:r>
+    </w:p>
+    <w:p>
+      <w:pPr>
+        <w:spacing w:after="80"/>
+      </w:pPr>
+      <w:r>
+        <w:rPr>
+          <w:sz w:val="22"/>
+          <w:szCs w:val="22"/>
+        </w:rPr>
+        <w:t xml:space="preserve"/>
+      </w:r>
+    </w:p>
+    <w:p>
+      <w:pPr>
+        <w:spacing w:after="80"/>
+      </w:pPr>
+      <w:r>
+        <w:rPr>
+          <w:sz w:val="22"/>
+          <w:szCs w:val="22"/>
+        </w:rPr>
+        <w:t xml:space="preserve">技术细节：</w:t>
+      </w:r>
+    </w:p>
+    <w:p>
+      <w:pPr>
+        <w:spacing w:after="80"/>
+      </w:pPr>
+      <w:r>
+        <w:rPr>
+          <w:sz w:val="22"/>
+          <w:szCs w:val="22"/>
+        </w:rPr>
+        <w:t xml:space="preserve">- 使用 Zustand 管理认证状态</w:t>
+      </w:r>
+    </w:p>
+    <w:p>
+      <w:pPr>
+        <w:spacing w:after="80"/>
+      </w:pPr>
+      <w:r>
+        <w:rPr>
+          <w:sz w:val="22"/>
+          <w:szCs w:val="22"/>
+        </w:rPr>
+        <w:t xml:space="preserve">- Token 刷新使用 Interceptor 模式，自动重试 401 请求</w:t>
+      </w:r>
+    </w:p>
+    <w:p>
+      <w:pPr>
+        <w:spacing w:after="80"/>
+      </w:pPr>
+      <w:r>
+        <w:rPr>
+          <w:sz w:val="22"/>
+          <w:szCs w:val="22"/>
+        </w:rPr>
+        <w:t xml:space="preserve">- 登录按钮使用 Microsoft 官方品牌指南样式</w:t>
       </w:r>
     </w:p>
     <w:p>
@@ -355,31 +523,175 @@
           <w:sz w:val="26"/>
           <w:szCs w:val="26"/>
         </w:rPr>
-        <w:t xml:space="preserve">测试计划（杨飞汇报）</w:t>
-      </w:r>
-    </w:p>
-    <w:p>
-      <w:pPr>
-        <w:spacing w:after="80"/>
-      </w:pPr>
-      <w:r>
-        <w:rPr>
-          <w:sz w:val="22"/>
-          <w:szCs w:val="22"/>
-        </w:rPr>
-        <w:t xml:space="preserve">- E2E 测试覆盖：登录 → Token 刷新 → 知识源连接 → 登出</w:t>
-      </w:r>
-    </w:p>
-    <w:p>
-      <w:pPr>
-        <w:spacing w:after="80"/>
-      </w:pPr>
-      <w:r>
-        <w:rPr>
-          <w:sz w:val="22"/>
-          <w:szCs w:val="22"/>
-        </w:rPr>
-        <w:t xml:space="preserve">- 边界测试：Token 过期、网络中断、并发刷新</w:t>
+        <w:t xml:space="preserve">测试计划</w:t>
+      </w:r>
+    </w:p>
+    <w:p>
+      <w:pPr>
+        <w:spacing w:after="80"/>
+      </w:pPr>
+      <w:r>
+        <w:rPr>
+          <w:sz w:val="22"/>
+          <w:szCs w:val="22"/>
+        </w:rPr>
+        <w:t xml:space="preserve">杨飞汇报测试计划：</w:t>
+      </w:r>
+    </w:p>
+    <w:p>
+      <w:pPr>
+        <w:spacing w:after="80"/>
+      </w:pPr>
+      <w:r>
+        <w:rPr>
+          <w:sz w:val="22"/>
+          <w:szCs w:val="22"/>
+        </w:rPr>
+        <w:t xml:space="preserve"/>
+      </w:r>
+    </w:p>
+    <w:p>
+      <w:pPr>
+        <w:spacing w:after="80"/>
+      </w:pPr>
+      <w:r>
+        <w:rPr>
+          <w:sz w:val="22"/>
+          <w:szCs w:val="22"/>
+        </w:rPr>
+        <w:t xml:space="preserve">测试矩阵：</w:t>
+      </w:r>
+    </w:p>
+    <w:p>
+      <w:pPr>
+        <w:spacing w:after="80"/>
+      </w:pPr>
+      <w:r>
+        <w:rPr>
+          <w:sz w:val="22"/>
+          <w:szCs w:val="22"/>
+        </w:rPr>
+        <w:t xml:space="preserve">- Unit Test: JWT 生成/验证、Token 刷新逻辑、Rate Limiting（覆盖率目标 90%）</w:t>
+      </w:r>
+    </w:p>
+    <w:p>
+      <w:pPr>
+        <w:spacing w:after="80"/>
+      </w:pPr>
+      <w:r>
+        <w:rPr>
+          <w:sz w:val="22"/>
+          <w:szCs w:val="22"/>
+        </w:rPr>
+        <w:t xml:space="preserve">- Integration Test: OAuth2 完整流程、多 Provider 切换、审计日志记录</w:t>
+      </w:r>
+    </w:p>
+    <w:p>
+      <w:pPr>
+        <w:spacing w:after="80"/>
+      </w:pPr>
+      <w:r>
+        <w:rPr>
+          <w:sz w:val="22"/>
+          <w:szCs w:val="22"/>
+        </w:rPr>
+        <w:t xml:space="preserve">- E2E Test: 登录→刷新→连接知识源→登出（Playwright，覆盖率目标 85%）</w:t>
+      </w:r>
+    </w:p>
+    <w:p>
+      <w:pPr>
+        <w:spacing w:after="80"/>
+      </w:pPr>
+      <w:r>
+        <w:rPr>
+          <w:sz w:val="22"/>
+          <w:szCs w:val="22"/>
+        </w:rPr>
+        <w:t xml:space="preserve"/>
+      </w:r>
+    </w:p>
+    <w:p>
+      <w:pPr>
+        <w:spacing w:after="80"/>
+      </w:pPr>
+      <w:r>
+        <w:rPr>
+          <w:sz w:val="22"/>
+          <w:szCs w:val="22"/>
+        </w:rPr>
+        <w:t xml:space="preserve">测试用例（28 个）：</w:t>
+      </w:r>
+    </w:p>
+    <w:p>
+      <w:pPr>
+        <w:spacing w:after="80"/>
+      </w:pPr>
+      <w:r>
+        <w:rPr>
+          <w:sz w:val="22"/>
+          <w:szCs w:val="22"/>
+        </w:rPr>
+        <w:t xml:space="preserve">1-5: Microsoft OAuth2 登录流程（成功、失败、取消、超时、网络错误）</w:t>
+      </w:r>
+    </w:p>
+    <w:p>
+      <w:pPr>
+        <w:spacing w:after="80"/>
+      </w:pPr>
+      <w:r>
+        <w:rPr>
+          <w:sz w:val="22"/>
+          <w:szCs w:val="22"/>
+        </w:rPr>
+        <w:t xml:space="preserve">6-10: GitHub OAuth 登录流程（成功、失败、取消、scope 不足、token 过期）</w:t>
+      </w:r>
+    </w:p>
+    <w:p>
+      <w:pPr>
+        <w:spacing w:after="80"/>
+      </w:pPr>
+      <w:r>
+        <w:rPr>
+          <w:sz w:val="22"/>
+          <w:szCs w:val="22"/>
+        </w:rPr>
+        <w:t xml:space="preserve">11-15: Token 管理（刷新成功、刷新失败、并发刷新、过期检测、存储加密）</w:t>
+      </w:r>
+    </w:p>
+    <w:p>
+      <w:pPr>
+        <w:spacing w:after="80"/>
+      </w:pPr>
+      <w:r>
+        <w:rPr>
+          <w:sz w:val="22"/>
+          <w:szCs w:val="22"/>
+        </w:rPr>
+        <w:t xml:space="preserve">16-20: 安全测试（CSRF、XSS、Rate Limiting、SQL 注入、Token 泄露）</w:t>
+      </w:r>
+    </w:p>
+    <w:p>
+      <w:pPr>
+        <w:spacing w:after="80"/>
+      </w:pPr>
+      <w:r>
+        <w:rPr>
+          <w:sz w:val="22"/>
+          <w:szCs w:val="22"/>
+        </w:rPr>
+        <w:t xml:space="preserve">21-24: UI 测试（响应式、深色模式、无障碍、多语言）</w:t>
+      </w:r>
+    </w:p>
+    <w:p>
+      <w:pPr>
+        <w:spacing w:after="80"/>
+      </w:pPr>
+      <w:r>
+        <w:rPr>
+          <w:sz w:val="22"/>
+          <w:szCs w:val="22"/>
+        </w:rPr>
+        <w:t xml:space="preserve">25-28: 集成测试（多设备登录、会话管理、审计日志、错误恢复）</w:t>
       </w:r>
     </w:p>
     <w:p>
@@ -394,31 +706,223 @@
           <w:sz w:val="26"/>
           <w:szCs w:val="26"/>
         </w:rPr>
-        <w:t xml:space="preserve">评审结论</w:t>
-      </w:r>
-    </w:p>
-    <w:p>
-      <w:pPr>
-        <w:spacing w:after="80"/>
-      </w:pPr>
-      <w:r>
-        <w:rPr>
-          <w:sz w:val="22"/>
-          <w:szCs w:val="22"/>
-        </w:rPr>
-        <w:t xml:space="preserve">✅ 设计方案通过，继续开发</w:t>
-      </w:r>
-    </w:p>
-    <w:p>
-      <w:pPr>
-        <w:spacing w:after="80"/>
-      </w:pPr>
-      <w:r>
-        <w:rPr>
-          <w:sz w:val="22"/>
-          <w:szCs w:val="22"/>
-        </w:rPr>
-        <w:t xml:space="preserve">⚠️ 需要补充：错误处理和降级策略</w:t>
+        <w:t xml:space="preserve">设计稿评审</w:t>
+      </w:r>
+    </w:p>
+    <w:p>
+      <w:pPr>
+        <w:spacing w:after="80"/>
+      </w:pPr>
+      <w:r>
+        <w:rPr>
+          <w:sz w:val="22"/>
+          <w:szCs w:val="22"/>
+        </w:rPr>
+        <w:t xml:space="preserve">罗茜和何成展示设计稿：</w:t>
+      </w:r>
+    </w:p>
+    <w:p>
+      <w:pPr>
+        <w:spacing w:after="80"/>
+      </w:pPr>
+      <w:r>
+        <w:rPr>
+          <w:sz w:val="22"/>
+          <w:szCs w:val="22"/>
+        </w:rPr>
+        <w:t xml:space="preserve"/>
+      </w:r>
+    </w:p>
+    <w:p>
+      <w:pPr>
+        <w:spacing w:after="80"/>
+      </w:pPr>
+      <w:r>
+        <w:rPr>
+          <w:sz w:val="22"/>
+          <w:szCs w:val="22"/>
+        </w:rPr>
+        <w:t xml:space="preserve">登录页面：</w:t>
+      </w:r>
+    </w:p>
+    <w:p>
+      <w:pPr>
+        <w:spacing w:after="80"/>
+      </w:pPr>
+      <w:r>
+        <w:rPr>
+          <w:sz w:val="22"/>
+          <w:szCs w:val="22"/>
+        </w:rPr>
+        <w:t xml:space="preserve">- 顶部：Nexora Tech logo + 产品名 i-Write</w:t>
+      </w:r>
+    </w:p>
+    <w:p>
+      <w:pPr>
+        <w:spacing w:after="80"/>
+      </w:pPr>
+      <w:r>
+        <w:rPr>
+          <w:sz w:val="22"/>
+          <w:szCs w:val="22"/>
+        </w:rPr>
+        <w:t xml:space="preserve">- 中间：两个登录按钮（Microsoft / GitHub），带官方品牌色</w:t>
+      </w:r>
+    </w:p>
+    <w:p>
+      <w:pPr>
+        <w:spacing w:after="80"/>
+      </w:pPr>
+      <w:r>
+        <w:rPr>
+          <w:sz w:val="22"/>
+          <w:szCs w:val="22"/>
+        </w:rPr>
+        <w:t xml:space="preserve">- 底部：隐私政策和服务条款链接</w:t>
+      </w:r>
+    </w:p>
+    <w:p>
+      <w:pPr>
+        <w:spacing w:after="80"/>
+      </w:pPr>
+      <w:r>
+        <w:rPr>
+          <w:sz w:val="22"/>
+          <w:szCs w:val="22"/>
+        </w:rPr>
+        <w:t xml:space="preserve">- 支持深色模式（自动跟随系统设置）</w:t>
+      </w:r>
+    </w:p>
+    <w:p>
+      <w:pPr>
+        <w:spacing w:after="80"/>
+      </w:pPr>
+      <w:r>
+        <w:rPr>
+          <w:sz w:val="22"/>
+          <w:szCs w:val="22"/>
+        </w:rPr>
+        <w:t xml:space="preserve"/>
+      </w:r>
+    </w:p>
+    <w:p>
+      <w:pPr>
+        <w:spacing w:after="80"/>
+      </w:pPr>
+      <w:r>
+        <w:rPr>
+          <w:sz w:val="22"/>
+          <w:szCs w:val="22"/>
+        </w:rPr>
+        <w:t xml:space="preserve">用户信息面板：</w:t>
+      </w:r>
+    </w:p>
+    <w:p>
+      <w:pPr>
+        <w:spacing w:after="80"/>
+      </w:pPr>
+      <w:r>
+        <w:rPr>
+          <w:sz w:val="22"/>
+          <w:szCs w:val="22"/>
+        </w:rPr>
+        <w:t xml:space="preserve">- 头像（支持自定义上传）</w:t>
+      </w:r>
+    </w:p>
+    <w:p>
+      <w:pPr>
+        <w:spacing w:after="80"/>
+      </w:pPr>
+      <w:r>
+        <w:rPr>
+          <w:sz w:val="22"/>
+          <w:szCs w:val="22"/>
+        </w:rPr>
+        <w:t xml:space="preserve">- 姓名、邮箱、部门</w:t>
+      </w:r>
+    </w:p>
+    <w:p>
+      <w:pPr>
+        <w:spacing w:after="80"/>
+      </w:pPr>
+      <w:r>
+        <w:rPr>
+          <w:sz w:val="22"/>
+          <w:szCs w:val="22"/>
+        </w:rPr>
+        <w:t xml:space="preserve">- 已连接知识源列表（Microsoft OneDrive、GitHub 仓库）</w:t>
+      </w:r>
+    </w:p>
+    <w:p>
+      <w:pPr>
+        <w:spacing w:after="80"/>
+      </w:pPr>
+      <w:r>
+        <w:rPr>
+          <w:sz w:val="22"/>
+          <w:szCs w:val="22"/>
+        </w:rPr>
+        <w:t xml:space="preserve">- 登录设备管理（设备名、最后活跃时间、撤销按钮）</w:t>
+      </w:r>
+    </w:p>
+    <w:p>
+      <w:pPr>
+        <w:spacing w:after="80"/>
+      </w:pPr>
+      <w:r>
+        <w:rPr>
+          <w:sz w:val="22"/>
+          <w:szCs w:val="22"/>
+        </w:rPr>
+        <w:t xml:space="preserve"/>
+      </w:r>
+    </w:p>
+    <w:p>
+      <w:pPr>
+        <w:spacing w:after="80"/>
+      </w:pPr>
+      <w:r>
+        <w:rPr>
+          <w:sz w:val="22"/>
+          <w:szCs w:val="22"/>
+        </w:rPr>
+        <w:t xml:space="preserve">响应式断点：</w:t>
+      </w:r>
+    </w:p>
+    <w:p>
+      <w:pPr>
+        <w:spacing w:after="80"/>
+      </w:pPr>
+      <w:r>
+        <w:rPr>
+          <w:sz w:val="22"/>
+          <w:szCs w:val="22"/>
+        </w:rPr>
+        <w:t xml:space="preserve">- Desktop: 1024px+（双栏布局）</w:t>
+      </w:r>
+    </w:p>
+    <w:p>
+      <w:pPr>
+        <w:spacing w:after="80"/>
+      </w:pPr>
+      <w:r>
+        <w:rPr>
+          <w:sz w:val="22"/>
+          <w:szCs w:val="22"/>
+        </w:rPr>
+        <w:t xml:space="preserve">- Tablet: 768px-1023px（单栏布局）</w:t>
+      </w:r>
+    </w:p>
+    <w:p>
+      <w:pPr>
+        <w:spacing w:after="80"/>
+      </w:pPr>
+      <w:r>
+        <w:rPr>
+          <w:sz w:val="22"/>
+          <w:szCs w:val="22"/>
+        </w:rPr>
+        <w:t xml:space="preserve">- Mobile: &lt;768px（全屏登录按钮）</w:t>
       </w:r>
     </w:p>
     <w:sectPr>
